--- a/LegalForms - Manual de Usuario.docx
+++ b/LegalForms - Manual de Usuario.docx
@@ -45,7 +45,7 @@
           <w:sz w:val="22"/>
           <w:szCs w:val="22"/>
         </w:rPr>
-        <w:t xml:space="preserve">[ Nombre del estudio jurídico ]</w:t>
+        <w:t xml:space="preserve">Preparado para: _________________________________</w:t>
       </w:r>
     </w:p>
     <w:p>
@@ -75,7 +75,7 @@
           <w:sz w:val="21"/>
           <w:szCs w:val="21"/>
         </w:rPr>
-        <w:t xml:space="preserve">Versión: 1.0</w:t>
+        <w:t xml:space="preserve">Versión: 1.1</w:t>
       </w:r>
     </w:p>
     <w:p>
@@ -89,7 +89,7 @@
           <w:sz w:val="21"/>
           <w:szCs w:val="21"/>
         </w:rPr>
-        <w:t xml:space="preserve">Fecha: 15 de septiembre de 2026</w:t>
+        <w:t xml:space="preserve">Fecha: 16 de septiembre de 2026</w:t>
       </w:r>
     </w:p>
     <w:p>
@@ -140,68 +140,6 @@
         <w:t xml:space="preserve">No hace falta ningún conocimiento técnico para seguirlo.</w:t>
       </w:r>
     </w:p>
-    <w:p>
-      <w:pPr>
-        <w:spacing w:after="200"/>
-      </w:pPr>
-    </w:p>
-    <w:tbl>
-      <w:tblPr>
-        <w:tblW w:type="dxa" w:w="9350"/>
-        <w:tblBorders>
-          <w:top w:val="single" w:color="bdd0e8" w:sz="4"/>
-          <w:left w:val="single" w:color="bdd0e8" w:sz="4"/>
-          <w:bottom w:val="single" w:color="bdd0e8" w:sz="4"/>
-          <w:right w:val="single" w:color="bdd0e8" w:sz="4"/>
-          <w:insideH w:val="single" w:color="auto" w:sz="4"/>
-          <w:insideV w:val="single" w:color="auto" w:sz="4"/>
-        </w:tblBorders>
-      </w:tblPr>
-      <w:tblGrid>
-        <w:gridCol w:w="9350"/>
-      </w:tblGrid>
-      <w:tr>
-        <w:tc>
-          <w:tcPr>
-            <w:shd w:fill="fffbeb" w:val="clear"/>
-            <w:tcMar>
-              <w:top w:type="dxa" w:w="160"/>
-              <w:left w:type="dxa" w:w="200"/>
-              <w:bottom w:type="dxa" w:w="160"/>
-              <w:right w:type="dxa" w:w="200"/>
-            </w:tcMar>
-          </w:tcPr>
-          <w:p>
-            <w:pPr>
-              <w:spacing w:after="100"/>
-            </w:pPr>
-            <w:r>
-              <w:rPr>
-                <w:b/>
-                <w:bCs/>
-                <w:color w:val="1a5199"/>
-                <w:sz w:val="21"/>
-                <w:szCs w:val="21"/>
-              </w:rPr>
-              <w:t xml:space="preserve">Sobre las capturas de pantalla</w:t>
-            </w:r>
-          </w:p>
-          <w:p>
-            <w:pPr>
-              <w:spacing w:after="60"/>
-            </w:pPr>
-            <w:r>
-              <w:rPr>
-                <w:color w:val="3a5068"/>
-                <w:sz w:val="20"/>
-                <w:szCs w:val="20"/>
-              </w:rPr>
-              <w:t xml:space="preserve">Las capturas de este manual son del sistema real en funcionamiento, con datos de ejemplo (cliente "Antonela Manescalvo", formulario "Acta Poder Simple"). Antes de entregar el manual al estudio final, conviene volver a tomarlas ya con su nombre, su catálogo de formularios y sus propios clientes cargados.</w:t>
-            </w:r>
-          </w:p>
-        </w:tc>
-      </w:tr>
-    </w:tbl>
     <w:p>
       <w:r>
         <w:br w:type="page"/>
@@ -3418,6 +3356,14 @@
     </w:p>
     <w:p>
       <w:pPr>
+        <w:spacing w:after="160"/>
+      </w:pPr>
+      <w:r>
+        <w:t xml:space="preserve">Arriba de la tabla del catálogo hay un buscador que filtra por nombre a medida que se escribe, y la lista se pagina automáticamente cuando hay muchos formularios — no hace falta scrollear una lista larga para encontrar uno.</w:t>
+      </w:r>
+    </w:p>
+    <w:p>
+      <w:pPr>
         <w:pStyle w:val="Heading2"/>
         <w:spacing w:after="160" w:before="360"/>
       </w:pPr>
@@ -4632,6 +4578,68 @@
                 <w:sz w:val="21"/>
                 <w:szCs w:val="21"/>
               </w:rPr>
+              <w:t xml:space="preserve">Formularios con muchos campos</w:t>
+            </w:r>
+          </w:p>
+          <w:p>
+            <w:pPr>
+              <w:spacing w:after="60"/>
+            </w:pPr>
+            <w:r>
+              <w:rPr>
+                <w:color w:val="3a5068"/>
+                <w:sz w:val="20"/>
+                <w:szCs w:val="20"/>
+              </w:rPr>
+              <w:t xml:space="preserve">Algunos formularios oficiales tienen cientos de campos (hay casos con más de mil). Para esos casos, la tabla de mapeo tiene el mismo buscador y paginación que el catálogo (§5.1): se puede filtrar por nombre de campo y avanzar de a páginas en lugar de scrollear una lista enorme. Los campos que quedan en una página distinta a la que se está viendo no se pierden — el mapeo se guarda completo al presionar Guardar mapeo, se hayan visitado todas las páginas o no.</w:t>
+            </w:r>
+          </w:p>
+        </w:tc>
+      </w:tr>
+    </w:tbl>
+    <w:p>
+      <w:pPr>
+        <w:spacing w:after="100"/>
+      </w:pPr>
+    </w:p>
+    <w:tbl>
+      <w:tblPr>
+        <w:tblW w:type="dxa" w:w="9350"/>
+        <w:tblBorders>
+          <w:top w:val="single" w:color="bdd0e8" w:sz="4"/>
+          <w:left w:val="single" w:color="bdd0e8" w:sz="4"/>
+          <w:bottom w:val="single" w:color="bdd0e8" w:sz="4"/>
+          <w:right w:val="single" w:color="bdd0e8" w:sz="4"/>
+          <w:insideH w:val="single" w:color="auto" w:sz="4"/>
+          <w:insideV w:val="single" w:color="auto" w:sz="4"/>
+        </w:tblBorders>
+      </w:tblPr>
+      <w:tblGrid>
+        <w:gridCol w:w="9350"/>
+      </w:tblGrid>
+      <w:tr>
+        <w:tc>
+          <w:tcPr>
+            <w:shd w:fill="e8f3fc" w:val="clear"/>
+            <w:tcMar>
+              <w:top w:type="dxa" w:w="160"/>
+              <w:left w:type="dxa" w:w="200"/>
+              <w:bottom w:type="dxa" w:w="160"/>
+              <w:right w:type="dxa" w:w="200"/>
+            </w:tcMar>
+          </w:tcPr>
+          <w:p>
+            <w:pPr>
+              <w:spacing w:after="100"/>
+            </w:pPr>
+            <w:r>
+              <w:rPr>
+                <w:b/>
+                <w:bCs/>
+                <w:color w:val="1a5199"/>
+                <w:sz w:val="21"/>
+                <w:szCs w:val="21"/>
+              </w:rPr>
               <w:t xml:space="preserve">Una coincidencia que ahorra trabajo, no una obligación</w:t>
             </w:r>
           </w:p>
@@ -6425,6 +6433,14 @@
     </w:p>
     <w:p>
       <w:pPr>
+        <w:spacing w:after="160"/>
+      </w:pPr>
+      <w:r>
+        <w:t xml:space="preserve">La pantalla Campos también muestra, más abajo, una tabla de referencia de solo lectura con las 25 variables estándar del sistema (§5.6) — cada una con su nombre y su clave interna — para no tener que volver a este manual cada vez que hace falta consultarla. Tanto la lista de campos personalizados como esta referencia tienen su propio buscador.</w:t>
+      </w:r>
+    </w:p>
+    <w:p>
+      <w:pPr>
         <w:pStyle w:val="Heading2"/>
         <w:spacing w:after="160" w:before="360"/>
       </w:pPr>
@@ -7861,7 +7877,7 @@
           <w:sz w:val="22"/>
           <w:szCs w:val="22"/>
         </w:rPr>
-        <w:t xml:space="preserve">Subí mal un formulario (nombre equivocado o categoría equivocada). ¿Hay que volver a subirlo?</w:t>
+        <w:t xml:space="preserve">Subí mal un formulario (nombre equivocado o tipo de trámite equivocado). ¿Hay que volver a subirlo?</w:t>
       </w:r>
     </w:p>
     <w:p>
@@ -7869,7 +7885,7 @@
         <w:spacing w:after="160"/>
       </w:pPr>
       <w:r>
-        <w:t xml:space="preserve">No. Desde el botón Mapear del catálogo se puede corregir el Nombre a mostrar y la Categoría en cualquier momento, sin tocar el archivo ni el mapeo (§5.5).</w:t>
+        <w:t xml:space="preserve">No. Desde el botón Mapear del catálogo se puede corregir el Nombre a mostrar y el Tipo de trámite en cualquier momento, sin tocar el archivo ni el mapeo (§5.5).</w:t>
       </w:r>
     </w:p>
     <w:p>
@@ -8049,7 +8065,7 @@
           <w:sz w:val="18"/>
           <w:szCs w:val="18"/>
         </w:rPr>
-        <w:t xml:space="preserve">Manual de Usuario — LegalForms · Versión 1.0 · 15/09/2026</w:t>
+        <w:t xml:space="preserve">Manual de Usuario — LegalForms · Versión 1.1 · 16/09/2026</w:t>
       </w:r>
     </w:p>
     <w:sectPr>
